--- a/CVs/Matthew Vickery/new/Matthew_Vickery_CV.docx
+++ b/CVs/Matthew Vickery/new/Matthew_Vickery_CV.docx
@@ -1,6 +1,6 @@
 
 <file path=word/document.xml><?xml version="1.0" encoding="utf-8"?>
-<w:document xmlns:wpc="http://schemas.microsoft.com/office/word/2010/wordprocessingCanvas" xmlns:cx="http://schemas.microsoft.com/office/drawing/2014/chartex" xmlns:cx1="http://schemas.microsoft.com/office/drawing/2015/9/8/chartex" xmlns:cx2="http://schemas.microsoft.com/office/drawing/2015/10/21/chartex" xmlns:cx3="http://schemas.microsoft.com/office/drawing/2016/5/9/chartex" xmlns:cx4="http://schemas.microsoft.com/office/drawing/2016/5/10/chartex" xmlns:cx5="http://schemas.microsoft.com/office/drawing/2016/5/11/chartex" xmlns:cx6="http://schemas.microsoft.com/office/drawing/2016/5/12/chartex" xmlns:cx7="http://schemas.microsoft.com/office/drawing/2016/5/13/chartex" xmlns:cx8="http://schemas.microsoft.com/office/drawing/2016/5/14/chartex" xmlns:mc="http://schemas.openxmlformats.org/markup-compatibility/2006" xmlns:aink="http://schemas.microsoft.com/office/drawing/2016/ink" xmlns:am3d="http://schemas.microsoft.com/office/drawing/2017/model3d" xmlns:o="urn:schemas-microsoft-com:office:office" xmlns:r="http://schemas.openxmlformats.org/officeDocument/2006/relationships" xmlns:m="http://schemas.openxmlformats.org/officeDocument/2006/math" xmlns:v="urn:schemas-microsoft-com:vml" xmlns:wp14="http://schemas.microsoft.com/office/word/2010/wordprocessingDrawing" xmlns:wp="http://schemas.openxmlformats.org/drawingml/2006/wordprocessingDrawing" xmlns:w10="urn:schemas-microsoft-com:office:word" xmlns:w="http://schemas.openxmlformats.org/wordprocessingml/2006/main" xmlns:w14="http://schemas.microsoft.com/office/word/2010/wordml" xmlns:w15="http://schemas.microsoft.com/office/word/2012/wordml" xmlns:w16cex="http://schemas.microsoft.com/office/word/2018/wordml/cex" xmlns:w16cid="http://schemas.microsoft.com/office/word/2016/wordml/cid" xmlns:w16="http://schemas.microsoft.com/office/word/2018/wordml" xmlns:w16sdtdh="http://schemas.microsoft.com/office/word/2020/wordml/sdtdatahash" xmlns:w16se="http://schemas.microsoft.com/office/word/2015/wordml/symex" xmlns:wpg="http://schemas.microsoft.com/office/word/2010/wordprocessingGroup" xmlns:wpi="http://schemas.microsoft.com/office/word/2010/wordprocessingInk" xmlns:wne="http://schemas.microsoft.com/office/word/2006/wordml" xmlns:wps="http://schemas.microsoft.com/office/word/2010/wordprocessingShape" mc:Ignorable="w14 w15 w16se w16cid w16 w16cex w16sdtdh wp14">
+<w:document xmlns:wpc="http://schemas.microsoft.com/office/word/2010/wordprocessingCanvas" xmlns:cx="http://schemas.microsoft.com/office/drawing/2014/chartex" xmlns:cx1="http://schemas.microsoft.com/office/drawing/2015/9/8/chartex" xmlns:cx2="http://schemas.microsoft.com/office/drawing/2015/10/21/chartex" xmlns:cx3="http://schemas.microsoft.com/office/drawing/2016/5/9/chartex" xmlns:cx4="http://schemas.microsoft.com/office/drawing/2016/5/10/chartex" xmlns:cx5="http://schemas.microsoft.com/office/drawing/2016/5/11/chartex" xmlns:cx6="http://schemas.microsoft.com/office/drawing/2016/5/12/chartex" xmlns:cx7="http://schemas.microsoft.com/office/drawing/2016/5/13/chartex" xmlns:cx8="http://schemas.microsoft.com/office/drawing/2016/5/14/chartex" xmlns:mc="http://schemas.openxmlformats.org/markup-compatibility/2006" xmlns:aink="http://schemas.microsoft.com/office/drawing/2016/ink" xmlns:am3d="http://schemas.microsoft.com/office/drawing/2017/model3d" xmlns:o="urn:schemas-microsoft-com:office:office" xmlns:oel="http://schemas.microsoft.com/office/2019/extlst" xmlns:r="http://schemas.openxmlformats.org/officeDocument/2006/relationships" xmlns:m="http://schemas.openxmlformats.org/officeDocument/2006/math" xmlns:v="urn:schemas-microsoft-com:vml" xmlns:wp14="http://schemas.microsoft.com/office/word/2010/wordprocessingDrawing" xmlns:wp="http://schemas.openxmlformats.org/drawingml/2006/wordprocessingDrawing" xmlns:w10="urn:schemas-microsoft-com:office:word" xmlns:w="http://schemas.openxmlformats.org/wordprocessingml/2006/main" xmlns:w14="http://schemas.microsoft.com/office/word/2010/wordml" xmlns:w15="http://schemas.microsoft.com/office/word/2012/wordml" xmlns:w16cex="http://schemas.microsoft.com/office/word/2018/wordml/cex" xmlns:w16cid="http://schemas.microsoft.com/office/word/2016/wordml/cid" xmlns:w16="http://schemas.microsoft.com/office/word/2018/wordml" xmlns:w16du="http://schemas.microsoft.com/office/word/2023/wordml/word16du" xmlns:w16sdtdh="http://schemas.microsoft.com/office/word/2020/wordml/sdtdatahash" xmlns:w16sdtfl="http://schemas.microsoft.com/office/word/2024/wordml/sdtformatlock" xmlns:w16se="http://schemas.microsoft.com/office/word/2015/wordml/symex" xmlns:wpg="http://schemas.microsoft.com/office/word/2010/wordprocessingGroup" xmlns:wpi="http://schemas.microsoft.com/office/word/2010/wordprocessingInk" xmlns:wne="http://schemas.microsoft.com/office/word/2006/wordml" xmlns:wps="http://schemas.microsoft.com/office/word/2010/wordprocessingShape" mc:Ignorable="w14 w15 w16se w16cid w16 w16cex w16sdtdh w16sdtfl w16du wp14">
   <w:body>
     <w:p>
       <w:pPr>
@@ -126,7 +126,69 @@
           <w:sz w:val="24"/>
           <w:szCs w:val="24"/>
         </w:rPr>
-        <w:t>, 2017 - 2019</w:t>
+        <w:t xml:space="preserve">, 2017 </w:t>
+      </w:r>
+      <w:r>
+        <w:rPr>
+          <w:rFonts w:ascii="Times New Roman" w:hAnsi="Times New Roman" w:cs="Times New Roman"/>
+          <w:sz w:val="24"/>
+          <w:szCs w:val="24"/>
+        </w:rPr>
+        <w:t>–</w:t>
+      </w:r>
+      <w:r>
+        <w:rPr>
+          <w:rFonts w:ascii="Times New Roman" w:hAnsi="Times New Roman" w:cs="Times New Roman"/>
+          <w:sz w:val="24"/>
+          <w:szCs w:val="24"/>
+        </w:rPr>
+        <w:t xml:space="preserve"> 2019</w:t>
+      </w:r>
+    </w:p>
+    <w:p>
+      <w:pPr>
+        <w:pStyle w:val="ListParagraph"/>
+        <w:numPr>
+          <w:ilvl w:val="0"/>
+          <w:numId w:val="1"/>
+        </w:numPr>
+        <w:rPr>
+          <w:rFonts w:ascii="Times New Roman" w:hAnsi="Times New Roman" w:cs="Times New Roman"/>
+          <w:sz w:val="24"/>
+          <w:szCs w:val="24"/>
+        </w:rPr>
+      </w:pPr>
+      <w:r>
+        <w:rPr>
+          <w:rFonts w:ascii="Times New Roman" w:hAnsi="Times New Roman" w:cs="Times New Roman"/>
+          <w:sz w:val="24"/>
+          <w:szCs w:val="24"/>
+        </w:rPr>
+        <w:t xml:space="preserve">Level 8- Computing in Games Development, DKIT, 2024 </w:t>
+      </w:r>
+      <w:r>
+        <w:rPr>
+          <w:rFonts w:ascii="Times New Roman" w:hAnsi="Times New Roman" w:cs="Times New Roman"/>
+          <w:sz w:val="24"/>
+          <w:szCs w:val="24"/>
+        </w:rPr>
+        <w:t>–</w:t>
+      </w:r>
+      <w:r>
+        <w:rPr>
+          <w:rFonts w:ascii="Times New Roman" w:hAnsi="Times New Roman" w:cs="Times New Roman"/>
+          <w:sz w:val="24"/>
+          <w:szCs w:val="24"/>
+        </w:rPr>
+        <w:t xml:space="preserve"> </w:t>
+      </w:r>
+      <w:r>
+        <w:rPr>
+          <w:rFonts w:ascii="Times New Roman" w:hAnsi="Times New Roman" w:cs="Times New Roman"/>
+          <w:sz w:val="24"/>
+          <w:szCs w:val="24"/>
+        </w:rPr>
+        <w:t>2028</w:t>
       </w:r>
     </w:p>
     <w:p>
@@ -691,7 +753,6 @@
           <w:szCs w:val="28"/>
           <w:u w:val="single"/>
         </w:rPr>
-        <w:lastRenderedPageBreak/>
         <w:t>Interests</w:t>
       </w:r>
     </w:p>
@@ -890,7 +951,7 @@
 </file>
 
 <file path=word/numbering.xml><?xml version="1.0" encoding="utf-8"?>
-<w:numbering xmlns:wpc="http://schemas.microsoft.com/office/word/2010/wordprocessingCanvas" xmlns:cx="http://schemas.microsoft.com/office/drawing/2014/chartex" xmlns:cx1="http://schemas.microsoft.com/office/drawing/2015/9/8/chartex" xmlns:cx2="http://schemas.microsoft.com/office/drawing/2015/10/21/chartex" xmlns:cx3="http://schemas.microsoft.com/office/drawing/2016/5/9/chartex" xmlns:cx4="http://schemas.microsoft.com/office/drawing/2016/5/10/chartex" xmlns:cx5="http://schemas.microsoft.com/office/drawing/2016/5/11/chartex" xmlns:cx6="http://schemas.microsoft.com/office/drawing/2016/5/12/chartex" xmlns:cx7="http://schemas.microsoft.com/office/drawing/2016/5/13/chartex" xmlns:cx8="http://schemas.microsoft.com/office/drawing/2016/5/14/chartex" xmlns:mc="http://schemas.openxmlformats.org/markup-compatibility/2006" xmlns:aink="http://schemas.microsoft.com/office/drawing/2016/ink" xmlns:am3d="http://schemas.microsoft.com/office/drawing/2017/model3d" xmlns:o="urn:schemas-microsoft-com:office:office" xmlns:r="http://schemas.openxmlformats.org/officeDocument/2006/relationships" xmlns:m="http://schemas.openxmlformats.org/officeDocument/2006/math" xmlns:v="urn:schemas-microsoft-com:vml" xmlns:wp14="http://schemas.microsoft.com/office/word/2010/wordprocessingDrawing" xmlns:wp="http://schemas.openxmlformats.org/drawingml/2006/wordprocessingDrawing" xmlns:w10="urn:schemas-microsoft-com:office:word" xmlns:w="http://schemas.openxmlformats.org/wordprocessingml/2006/main" xmlns:w14="http://schemas.microsoft.com/office/word/2010/wordml" xmlns:w15="http://schemas.microsoft.com/office/word/2012/wordml" xmlns:w16cex="http://schemas.microsoft.com/office/word/2018/wordml/cex" xmlns:w16cid="http://schemas.microsoft.com/office/word/2016/wordml/cid" xmlns:w16="http://schemas.microsoft.com/office/word/2018/wordml" xmlns:w16sdtdh="http://schemas.microsoft.com/office/word/2020/wordml/sdtdatahash" xmlns:w16se="http://schemas.microsoft.com/office/word/2015/wordml/symex" xmlns:wpg="http://schemas.microsoft.com/office/word/2010/wordprocessingGroup" xmlns:wpi="http://schemas.microsoft.com/office/word/2010/wordprocessingInk" xmlns:wne="http://schemas.microsoft.com/office/word/2006/wordml" xmlns:wps="http://schemas.microsoft.com/office/word/2010/wordprocessingShape" mc:Ignorable="w14 w15 w16se w16cid w16 w16cex w16sdtdh wp14">
+<w:numbering xmlns:wpc="http://schemas.microsoft.com/office/word/2010/wordprocessingCanvas" xmlns:cx="http://schemas.microsoft.com/office/drawing/2014/chartex" xmlns:cx1="http://schemas.microsoft.com/office/drawing/2015/9/8/chartex" xmlns:cx2="http://schemas.microsoft.com/office/drawing/2015/10/21/chartex" xmlns:cx3="http://schemas.microsoft.com/office/drawing/2016/5/9/chartex" xmlns:cx4="http://schemas.microsoft.com/office/drawing/2016/5/10/chartex" xmlns:cx5="http://schemas.microsoft.com/office/drawing/2016/5/11/chartex" xmlns:cx6="http://schemas.microsoft.com/office/drawing/2016/5/12/chartex" xmlns:cx7="http://schemas.microsoft.com/office/drawing/2016/5/13/chartex" xmlns:cx8="http://schemas.microsoft.com/office/drawing/2016/5/14/chartex" xmlns:mc="http://schemas.openxmlformats.org/markup-compatibility/2006" xmlns:aink="http://schemas.microsoft.com/office/drawing/2016/ink" xmlns:am3d="http://schemas.microsoft.com/office/drawing/2017/model3d" xmlns:o="urn:schemas-microsoft-com:office:office" xmlns:oel="http://schemas.microsoft.com/office/2019/extlst" xmlns:r="http://schemas.openxmlformats.org/officeDocument/2006/relationships" xmlns:m="http://schemas.openxmlformats.org/officeDocument/2006/math" xmlns:v="urn:schemas-microsoft-com:vml" xmlns:wp14="http://schemas.microsoft.com/office/word/2010/wordprocessingDrawing" xmlns:wp="http://schemas.openxmlformats.org/drawingml/2006/wordprocessingDrawing" xmlns:w10="urn:schemas-microsoft-com:office:word" xmlns:w="http://schemas.openxmlformats.org/wordprocessingml/2006/main" xmlns:w14="http://schemas.microsoft.com/office/word/2010/wordml" xmlns:w15="http://schemas.microsoft.com/office/word/2012/wordml" xmlns:w16cex="http://schemas.microsoft.com/office/word/2018/wordml/cex" xmlns:w16cid="http://schemas.microsoft.com/office/word/2016/wordml/cid" xmlns:w16="http://schemas.microsoft.com/office/word/2018/wordml" xmlns:w16du="http://schemas.microsoft.com/office/word/2023/wordml/word16du" xmlns:w16sdtdh="http://schemas.microsoft.com/office/word/2020/wordml/sdtdatahash" xmlns:w16sdtfl="http://schemas.microsoft.com/office/word/2024/wordml/sdtformatlock" xmlns:w16se="http://schemas.microsoft.com/office/word/2015/wordml/symex" xmlns:wpg="http://schemas.microsoft.com/office/word/2010/wordprocessingGroup" xmlns:wpi="http://schemas.microsoft.com/office/word/2010/wordprocessingInk" xmlns:wne="http://schemas.microsoft.com/office/word/2006/wordml" xmlns:wps="http://schemas.microsoft.com/office/word/2010/wordprocessingShape" mc:Ignorable="w14 w15 w16se w16cid w16 w16cex w16sdtdh w16sdtfl w16du wp14">
   <w:abstractNum w:abstractNumId="0" w15:restartNumberingAfterBreak="0">
     <w:nsid w:val="219E5437"/>
     <w:multiLevelType w:val="hybridMultilevel"/>
@@ -1709,32 +1770,32 @@
       </w:rPr>
     </w:lvl>
   </w:abstractNum>
-  <w:num w:numId="1">
+  <w:num w:numId="1" w16cid:durableId="829638865">
     <w:abstractNumId w:val="2"/>
   </w:num>
-  <w:num w:numId="2">
+  <w:num w:numId="2" w16cid:durableId="1381857786">
     <w:abstractNumId w:val="3"/>
   </w:num>
-  <w:num w:numId="3">
+  <w:num w:numId="3" w16cid:durableId="924076644">
     <w:abstractNumId w:val="4"/>
   </w:num>
-  <w:num w:numId="4">
+  <w:num w:numId="4" w16cid:durableId="2009363121">
     <w:abstractNumId w:val="5"/>
   </w:num>
-  <w:num w:numId="5">
+  <w:num w:numId="5" w16cid:durableId="1061251440">
     <w:abstractNumId w:val="1"/>
   </w:num>
-  <w:num w:numId="6">
+  <w:num w:numId="6" w16cid:durableId="641665967">
     <w:abstractNumId w:val="0"/>
   </w:num>
-  <w:num w:numId="7">
+  <w:num w:numId="7" w16cid:durableId="779298199">
     <w:abstractNumId w:val="6"/>
   </w:num>
 </w:numbering>
 </file>
 
 <file path=word/styles.xml><?xml version="1.0" encoding="utf-8"?>
-<w:styles xmlns:mc="http://schemas.openxmlformats.org/markup-compatibility/2006" xmlns:r="http://schemas.openxmlformats.org/officeDocument/2006/relationships" xmlns:w="http://schemas.openxmlformats.org/wordprocessingml/2006/main" xmlns:w14="http://schemas.microsoft.com/office/word/2010/wordml" xmlns:w15="http://schemas.microsoft.com/office/word/2012/wordml" xmlns:w16cex="http://schemas.microsoft.com/office/word/2018/wordml/cex" xmlns:w16cid="http://schemas.microsoft.com/office/word/2016/wordml/cid" xmlns:w16="http://schemas.microsoft.com/office/word/2018/wordml" xmlns:w16sdtdh="http://schemas.microsoft.com/office/word/2020/wordml/sdtdatahash" xmlns:w16se="http://schemas.microsoft.com/office/word/2015/wordml/symex" mc:Ignorable="w14 w15 w16se w16cid w16 w16cex w16sdtdh">
+<w:styles xmlns:mc="http://schemas.openxmlformats.org/markup-compatibility/2006" xmlns:r="http://schemas.openxmlformats.org/officeDocument/2006/relationships" xmlns:w="http://schemas.openxmlformats.org/wordprocessingml/2006/main" xmlns:w14="http://schemas.microsoft.com/office/word/2010/wordml" xmlns:w15="http://schemas.microsoft.com/office/word/2012/wordml" xmlns:w16cex="http://schemas.microsoft.com/office/word/2018/wordml/cex" xmlns:w16cid="http://schemas.microsoft.com/office/word/2016/wordml/cid" xmlns:w16="http://schemas.microsoft.com/office/word/2018/wordml" xmlns:w16du="http://schemas.microsoft.com/office/word/2023/wordml/word16du" xmlns:w16sdtdh="http://schemas.microsoft.com/office/word/2020/wordml/sdtdatahash" xmlns:w16sdtfl="http://schemas.microsoft.com/office/word/2024/wordml/sdtformatlock" xmlns:w16se="http://schemas.microsoft.com/office/word/2015/wordml/symex" mc:Ignorable="w14 w15 w16se w16cid w16 w16cex w16sdtdh w16sdtfl w16du">
   <w:docDefaults>
     <w:rPrDefault>
       <w:rPr>

--- a/CVs/Matthew Vickery/new/Matthew_Vickery_CV.docx
+++ b/CVs/Matthew Vickery/new/Matthew_Vickery_CV.docx
@@ -164,15 +164,7 @@
           <w:sz w:val="24"/>
           <w:szCs w:val="24"/>
         </w:rPr>
-        <w:t xml:space="preserve">Level 8- Computing in Games Development, DKIT, 2024 </w:t>
-      </w:r>
-      <w:r>
-        <w:rPr>
-          <w:rFonts w:ascii="Times New Roman" w:hAnsi="Times New Roman" w:cs="Times New Roman"/>
-          <w:sz w:val="24"/>
-          <w:szCs w:val="24"/>
-        </w:rPr>
-        <w:t>–</w:t>
+        <w:t>Level 8- Computing in Games Development, DKIT, 2024 –</w:t>
       </w:r>
       <w:r>
         <w:rPr>
@@ -234,7 +226,23 @@
           <w:sz w:val="24"/>
           <w:szCs w:val="24"/>
         </w:rPr>
-        <w:t>Independent: I am able to work on my own.</w:t>
+        <w:t xml:space="preserve">Independent: </w:t>
+      </w:r>
+      <w:r>
+        <w:rPr>
+          <w:rFonts w:ascii="Times New Roman" w:hAnsi="Times New Roman" w:cs="Times New Roman"/>
+          <w:sz w:val="24"/>
+          <w:szCs w:val="24"/>
+        </w:rPr>
+        <w:t>A</w:t>
+      </w:r>
+      <w:r>
+        <w:rPr>
+          <w:rFonts w:ascii="Times New Roman" w:hAnsi="Times New Roman" w:cs="Times New Roman"/>
+          <w:sz w:val="24"/>
+          <w:szCs w:val="24"/>
+        </w:rPr>
+        <w:t>ble to work on my own.</w:t>
       </w:r>
     </w:p>
     <w:p>
@@ -256,7 +264,23 @@
           <w:sz w:val="24"/>
           <w:szCs w:val="24"/>
         </w:rPr>
-        <w:t>Teamwork: I am also able to work in a team to get a job done when needed. I worked have worked on and passed many group projects in college.</w:t>
+        <w:t xml:space="preserve">Teamwork: </w:t>
+      </w:r>
+      <w:r>
+        <w:rPr>
+          <w:rFonts w:ascii="Times New Roman" w:hAnsi="Times New Roman" w:cs="Times New Roman"/>
+          <w:sz w:val="24"/>
+          <w:szCs w:val="24"/>
+        </w:rPr>
+        <w:t>A</w:t>
+      </w:r>
+      <w:r>
+        <w:rPr>
+          <w:rFonts w:ascii="Times New Roman" w:hAnsi="Times New Roman" w:cs="Times New Roman"/>
+          <w:sz w:val="24"/>
+          <w:szCs w:val="24"/>
+        </w:rPr>
+        <w:t>ble to work in a team to get a job done when needed. I have worked on and passed many group projects in college.</w:t>
       </w:r>
     </w:p>
     <w:p>
@@ -286,7 +310,15 @@
           <w:sz w:val="24"/>
           <w:szCs w:val="24"/>
         </w:rPr>
-        <w:t>I am very organized as I can organize all my equipment into a very orderly manner so I can then easily access them at a later time</w:t>
+        <w:t>V</w:t>
+      </w:r>
+      <w:r>
+        <w:rPr>
+          <w:rFonts w:ascii="Times New Roman" w:hAnsi="Times New Roman" w:cs="Times New Roman"/>
+          <w:sz w:val="24"/>
+          <w:szCs w:val="24"/>
+        </w:rPr>
+        <w:t>ery organized as I can organize all my equipment into a very orderly manner so I can then easily access them at a later time</w:t>
       </w:r>
       <w:r>
         <w:rPr>
@@ -316,7 +348,23 @@
           <w:sz w:val="24"/>
           <w:szCs w:val="24"/>
         </w:rPr>
-        <w:t xml:space="preserve">Time management: I am able to get a job done within </w:t>
+        <w:t xml:space="preserve">Time management: </w:t>
+      </w:r>
+      <w:r>
+        <w:rPr>
+          <w:rFonts w:ascii="Times New Roman" w:hAnsi="Times New Roman" w:cs="Times New Roman"/>
+          <w:sz w:val="24"/>
+          <w:szCs w:val="24"/>
+        </w:rPr>
+        <w:t>A</w:t>
+      </w:r>
+      <w:r>
+        <w:rPr>
+          <w:rFonts w:ascii="Times New Roman" w:hAnsi="Times New Roman" w:cs="Times New Roman"/>
+          <w:sz w:val="24"/>
+          <w:szCs w:val="24"/>
+        </w:rPr>
+        <w:t xml:space="preserve">ble to get a job done within </w:t>
       </w:r>
       <w:r>
         <w:rPr>
@@ -360,7 +408,25 @@
           <w:szCs w:val="24"/>
           <w:shd w:val="clear" w:color="auto" w:fill="FFFFFF"/>
         </w:rPr>
-        <w:t xml:space="preserve">Initiative: I have the skills to be able to work on my own and figure out how to accomplish the task </w:t>
+        <w:t xml:space="preserve">Initiative: </w:t>
+      </w:r>
+      <w:r>
+        <w:rPr>
+          <w:rFonts w:ascii="Times New Roman" w:hAnsi="Times New Roman"/>
+          <w:color w:val="2D2D2D"/>
+          <w:szCs w:val="24"/>
+          <w:shd w:val="clear" w:color="auto" w:fill="FFFFFF"/>
+        </w:rPr>
+        <w:t>H</w:t>
+      </w:r>
+      <w:r>
+        <w:rPr>
+          <w:rFonts w:ascii="Times New Roman" w:hAnsi="Times New Roman"/>
+          <w:color w:val="2D2D2D"/>
+          <w:szCs w:val="24"/>
+          <w:shd w:val="clear" w:color="auto" w:fill="FFFFFF"/>
+        </w:rPr>
+        <w:t xml:space="preserve">ave the skills to be able to work on my own and figure out how to accomplish the task </w:t>
       </w:r>
       <w:r>
         <w:rPr>
@@ -406,7 +472,7 @@
           <w:szCs w:val="24"/>
           <w:shd w:val="clear" w:color="auto" w:fill="FFFFFF"/>
         </w:rPr>
-        <w:t xml:space="preserve">I </w:t>
+        <w:t>H</w:t>
       </w:r>
       <w:r>
         <w:rPr>
@@ -415,7 +481,7 @@
           <w:szCs w:val="24"/>
           <w:shd w:val="clear" w:color="auto" w:fill="FFFFFF"/>
         </w:rPr>
-        <w:t xml:space="preserve">have a good eye for </w:t>
+        <w:t xml:space="preserve">ave a good eye for </w:t>
       </w:r>
       <w:r>
         <w:rPr>
@@ -530,7 +596,16 @@
           <w:sz w:val="21"/>
           <w:lang w:val="en-GB"/>
         </w:rPr>
-        <w:t>I worked alongside qualified scaffolders in the events industry</w:t>
+        <w:t>W</w:t>
+      </w:r>
+      <w:r>
+        <w:rPr>
+          <w:rFonts w:ascii="Arial" w:hAnsi="Arial" w:cs="Arial"/>
+          <w:color w:val="auto"/>
+          <w:sz w:val="21"/>
+          <w:lang w:val="en-GB"/>
+        </w:rPr>
+        <w:t>orked alongside qualified scaffolders in the events industry</w:t>
       </w:r>
     </w:p>
     <w:p>
@@ -558,7 +633,16 @@
           <w:sz w:val="21"/>
           <w:lang w:val="en-GB"/>
         </w:rPr>
-        <w:t>I transported equipment and gear</w:t>
+        <w:t>T</w:t>
+      </w:r>
+      <w:r>
+        <w:rPr>
+          <w:rFonts w:ascii="Arial" w:hAnsi="Arial" w:cs="Arial"/>
+          <w:color w:val="auto"/>
+          <w:sz w:val="21"/>
+          <w:lang w:val="en-GB"/>
+        </w:rPr>
+        <w:t>ransported equipment and gear</w:t>
       </w:r>
     </w:p>
     <w:p>
@@ -676,7 +760,15 @@
           <w:sz w:val="24"/>
           <w:szCs w:val="24"/>
         </w:rPr>
-        <w:t>I have won multiple attendants awards while in school</w:t>
+        <w:t>W</w:t>
+      </w:r>
+      <w:r>
+        <w:rPr>
+          <w:rFonts w:ascii="Times New Roman" w:hAnsi="Times New Roman" w:cs="Times New Roman"/>
+          <w:sz w:val="24"/>
+          <w:szCs w:val="24"/>
+        </w:rPr>
+        <w:t>on multiple attendants awards while in school</w:t>
       </w:r>
     </w:p>
     <w:p>
@@ -753,6 +845,7 @@
           <w:szCs w:val="28"/>
           <w:u w:val="single"/>
         </w:rPr>
+        <w:lastRenderedPageBreak/>
         <w:t>Interests</w:t>
       </w:r>
     </w:p>
@@ -777,6 +870,22 @@
         </w:rPr>
         <w:t>Models: I enjoy assembling and painting models and them displaying them nicely on my shelf</w:t>
       </w:r>
+      <w:r>
+        <w:rPr>
+          <w:rFonts w:ascii="Times New Roman" w:hAnsi="Times New Roman" w:cs="Times New Roman"/>
+          <w:sz w:val="24"/>
+          <w:szCs w:val="24"/>
+        </w:rPr>
+        <w:t xml:space="preserve"> or bringing them to casual tournaments to show off to others.</w:t>
+      </w:r>
+      <w:r>
+        <w:rPr>
+          <w:rFonts w:ascii="Times New Roman" w:hAnsi="Times New Roman" w:cs="Times New Roman"/>
+          <w:sz w:val="24"/>
+          <w:szCs w:val="24"/>
+        </w:rPr>
+        <w:t xml:space="preserve"> I also enjoy changing up the models by either using bits from other kits of using clay to alter them in multitude of different ways</w:t>
+      </w:r>
     </w:p>
     <w:p>
       <w:pPr>
@@ -797,7 +906,23 @@
           <w:sz w:val="24"/>
           <w:szCs w:val="24"/>
         </w:rPr>
-        <w:t>Audio books: I enjoy listening to audio while I paint my models</w:t>
+        <w:t>Audio books: I enjoy listening to audio</w:t>
+      </w:r>
+      <w:r>
+        <w:rPr>
+          <w:rFonts w:ascii="Times New Roman" w:hAnsi="Times New Roman" w:cs="Times New Roman"/>
+          <w:sz w:val="24"/>
+          <w:szCs w:val="24"/>
+        </w:rPr>
+        <w:t xml:space="preserve"> books</w:t>
+      </w:r>
+      <w:r>
+        <w:rPr>
+          <w:rFonts w:ascii="Times New Roman" w:hAnsi="Times New Roman" w:cs="Times New Roman"/>
+          <w:sz w:val="24"/>
+          <w:szCs w:val="24"/>
+        </w:rPr>
+        <w:t xml:space="preserve"> while I paint my models</w:t>
       </w:r>
       <w:r>
         <w:rPr>
@@ -827,6 +952,28 @@
           <w:sz w:val="24"/>
           <w:szCs w:val="24"/>
         </w:rPr>
+        <w:t>Reading: I enjoy picking up a nice book to read before going to sleep at night, taking my time to read each page.</w:t>
+      </w:r>
+    </w:p>
+    <w:p>
+      <w:pPr>
+        <w:pStyle w:val="ListParagraph"/>
+        <w:numPr>
+          <w:ilvl w:val="0"/>
+          <w:numId w:val="7"/>
+        </w:numPr>
+        <w:rPr>
+          <w:rFonts w:ascii="Times New Roman" w:hAnsi="Times New Roman" w:cs="Times New Roman"/>
+          <w:sz w:val="24"/>
+          <w:szCs w:val="24"/>
+        </w:rPr>
+      </w:pPr>
+      <w:r>
+        <w:rPr>
+          <w:rFonts w:ascii="Times New Roman" w:hAnsi="Times New Roman" w:cs="Times New Roman"/>
+          <w:sz w:val="24"/>
+          <w:szCs w:val="24"/>
+        </w:rPr>
         <w:t>Gaming: For all my life I have enjoyed playing a wide variety of</w:t>
       </w:r>
       <w:r>
@@ -860,6 +1007,85 @@
           <w:szCs w:val="24"/>
         </w:rPr>
         <w:t>platforms</w:t>
+      </w:r>
+      <w:r>
+        <w:rPr>
+          <w:rFonts w:ascii="Times New Roman" w:hAnsi="Times New Roman" w:cs="Times New Roman"/>
+          <w:sz w:val="24"/>
+          <w:szCs w:val="24"/>
+        </w:rPr>
+        <w:t>.</w:t>
+      </w:r>
+    </w:p>
+    <w:p>
+      <w:pPr>
+        <w:pStyle w:val="ListParagraph"/>
+        <w:numPr>
+          <w:ilvl w:val="0"/>
+          <w:numId w:val="7"/>
+        </w:numPr>
+        <w:rPr>
+          <w:rFonts w:ascii="Times New Roman" w:hAnsi="Times New Roman" w:cs="Times New Roman"/>
+          <w:sz w:val="24"/>
+          <w:szCs w:val="24"/>
+        </w:rPr>
+      </w:pPr>
+      <w:r>
+        <w:rPr>
+          <w:rFonts w:ascii="Times New Roman" w:hAnsi="Times New Roman" w:cs="Times New Roman"/>
+          <w:sz w:val="24"/>
+          <w:szCs w:val="24"/>
+        </w:rPr>
+        <w:t xml:space="preserve">Tournaments: I have gone to multiple Warhammer 40K casual tournaments over the past one to two years. Over the course of </w:t>
+      </w:r>
+      <w:r>
+        <w:rPr>
+          <w:rFonts w:ascii="Times New Roman" w:hAnsi="Times New Roman" w:cs="Times New Roman"/>
+          <w:sz w:val="24"/>
+          <w:szCs w:val="24"/>
+        </w:rPr>
+        <w:t>time</w:t>
+      </w:r>
+      <w:r>
+        <w:rPr>
+          <w:rFonts w:ascii="Times New Roman" w:hAnsi="Times New Roman" w:cs="Times New Roman"/>
+          <w:sz w:val="24"/>
+          <w:szCs w:val="24"/>
+        </w:rPr>
+        <w:t xml:space="preserve"> I have slowly been getting better and better at both communicating with my opponent and getting better at the game as I went from constantly losing and being in lower positions to getting 6</w:t>
+      </w:r>
+      <w:r>
+        <w:rPr>
+          <w:rFonts w:ascii="Times New Roman" w:hAnsi="Times New Roman" w:cs="Times New Roman"/>
+          <w:sz w:val="24"/>
+          <w:szCs w:val="24"/>
+          <w:vertAlign w:val="superscript"/>
+        </w:rPr>
+        <w:t>th</w:t>
+      </w:r>
+      <w:r>
+        <w:rPr>
+          <w:rFonts w:ascii="Times New Roman" w:hAnsi="Times New Roman" w:cs="Times New Roman"/>
+          <w:sz w:val="24"/>
+          <w:szCs w:val="24"/>
+        </w:rPr>
+        <w:t xml:space="preserve"> place out of </w:t>
+      </w:r>
+      <w:r>
+        <w:rPr>
+          <w:rFonts w:ascii="Times New Roman" w:hAnsi="Times New Roman" w:cs="Times New Roman"/>
+          <w:sz w:val="24"/>
+          <w:szCs w:val="24"/>
+        </w:rPr>
+        <w:t xml:space="preserve">over </w:t>
+      </w:r>
+      <w:r>
+        <w:rPr>
+          <w:rFonts w:ascii="Times New Roman" w:hAnsi="Times New Roman" w:cs="Times New Roman"/>
+          <w:sz w:val="24"/>
+          <w:szCs w:val="24"/>
+        </w:rPr>
+        <w:t>twenty people in my last casual tournament.</w:t>
       </w:r>
     </w:p>
     <w:p>

--- a/CVs/Matthew Vickery/new/Matthew_Vickery_CV.docx
+++ b/CVs/Matthew Vickery/new/Matthew_Vickery_CV.docx
@@ -1122,13 +1122,6 @@
       </w:r>
     </w:p>
     <w:p>
-      <w:pPr>
-        <w:rPr>
-          <w:rFonts w:ascii="Times New Roman" w:hAnsi="Times New Roman" w:cs="Times New Roman"/>
-          <w:sz w:val="24"/>
-          <w:szCs w:val="24"/>
-        </w:rPr>
-      </w:pPr>
       <w:r>
         <w:rPr>
           <w:rFonts w:ascii="Times New Roman" w:hAnsi="Times New Roman" w:cs="Times New Roman"/>
@@ -1148,6 +1141,56 @@
           <w:t>matthewvickery1998@gmail.com</w:t>
         </w:r>
       </w:hyperlink>
+    </w:p>
+    <w:p>
+      <w:proofErr w:type="spellStart"/>
+      <w:r>
+        <w:t>LinkIn</w:t>
+      </w:r>
+      <w:proofErr w:type="spellEnd"/>
+      <w:r>
+        <w:t xml:space="preserve">: </w:t>
+      </w:r>
+      <w:hyperlink r:id="rId6" w:history="1">
+        <w:r>
+          <w:rPr>
+            <w:rStyle w:val="Hyperlink"/>
+            <w:b/>
+            <w:bCs/>
+          </w:rPr>
+          <w:t>linkedin.com/in/matthew-vickery-bb40ba13b</w:t>
+        </w:r>
+      </w:hyperlink>
+    </w:p>
+    <w:p>
+      <w:pPr>
+        <w:rPr>
+          <w:rFonts w:ascii="Times New Roman" w:hAnsi="Times New Roman" w:cs="Times New Roman"/>
+          <w:sz w:val="24"/>
+          <w:szCs w:val="24"/>
+        </w:rPr>
+      </w:pPr>
+      <w:proofErr w:type="spellStart"/>
+      <w:r>
+        <w:t>Github</w:t>
+      </w:r>
+      <w:proofErr w:type="spellEnd"/>
+      <w:r>
+        <w:t xml:space="preserve"> profile: </w:t>
+      </w:r>
+      <w:hyperlink r:id="rId7" w:history="1">
+        <w:proofErr w:type="spellStart"/>
+        <w:r>
+          <w:rPr>
+            <w:rStyle w:val="Hyperlink"/>
+          </w:rPr>
+          <w:t>MatthewVickery</w:t>
+        </w:r>
+        <w:proofErr w:type="spellEnd"/>
+      </w:hyperlink>
+      <w:r>
+        <w:t xml:space="preserve"> </w:t>
+      </w:r>
     </w:p>
     <w:p>
       <w:pPr>
